--- a/files/CV.docx
+++ b/files/CV.docx
@@ -24,6 +24,49 @@
         </w:rPr>
         <w:t>ANUJ OJHA</w:t>
       </w:r>
+    </w:p>
+    <w:p>
+      <w:pPr>
+        <w:spacing w:after="0"/>
+        <w:jc w:val="center"/>
+        <w:rPr>
+          <w:rFonts w:ascii="Times New Roman" w:hAnsi="Times New Roman" w:cs="Times New Roman"/>
+          <w:bCs/>
+          <w:color w:val="1F3864" w:themeColor="accent1" w:themeShade="80"/>
+          <w:sz w:val="28"/>
+          <w:szCs w:val="28"/>
+        </w:rPr>
+      </w:pPr>
+      <w:hyperlink r:id="rId6" w:history="1">
+        <w:r>
+          <w:rPr>
+            <w:rStyle w:val="Hyperlink"/>
+            <w:rFonts w:ascii="Times New Roman" w:hAnsi="Times New Roman" w:cs="Times New Roman"/>
+            <w:bCs/>
+            <w:sz w:val="28"/>
+            <w:szCs w:val="28"/>
+          </w:rPr>
+          <w:t>Portfoli</w:t>
+        </w:r>
+        <w:r>
+          <w:rPr>
+            <w:rStyle w:val="Hyperlink"/>
+            <w:rFonts w:ascii="Times New Roman" w:hAnsi="Times New Roman" w:cs="Times New Roman"/>
+            <w:bCs/>
+            <w:sz w:val="28"/>
+            <w:szCs w:val="28"/>
+          </w:rPr>
+          <w:t>o</w:t>
+        </w:r>
+        <w:r>
+          <w:rPr>
+            <w:rStyle w:val="Hyperlink"/>
+            <w:sz w:val="28"/>
+            <w:szCs w:val="28"/>
+          </w:rPr>
+          <w:t>-Website</w:t>
+        </w:r>
+      </w:hyperlink>
     </w:p>
     <w:p>
       <w:pPr>
@@ -48,7 +91,7 @@
         </w:rPr>
         <w:t xml:space="preserve">Email: </w:t>
       </w:r>
-      <w:hyperlink r:id="rId6" w:history="1">
+      <w:hyperlink r:id="rId7" w:history="1">
         <w:r>
           <w:rPr>
             <w:rStyle w:val="Hyperlink"/>
@@ -241,15 +284,49 @@
         </w:rPr>
         <w:t xml:space="preserve">Extensively used pandas, </w:t>
       </w:r>
-      <w:r>
-        <w:rPr>
-          <w:rFonts w:ascii="Times New Roman" w:hAnsi="Times New Roman" w:cs="Times New Roman"/>
-          <w:b/>
-          <w:bCs/>
-          <w:sz w:val="24"/>
-          <w:szCs w:val="24"/>
-        </w:rPr>
-        <w:t>numpy, sickit-learn, matplotlib, TensorFlow</w:t>
+      <w:proofErr w:type="spellStart"/>
+      <w:r>
+        <w:rPr>
+          <w:rFonts w:ascii="Times New Roman" w:hAnsi="Times New Roman" w:cs="Times New Roman"/>
+          <w:b/>
+          <w:bCs/>
+          <w:sz w:val="24"/>
+          <w:szCs w:val="24"/>
+        </w:rPr>
+        <w:t>numpy</w:t>
+      </w:r>
+      <w:proofErr w:type="spellEnd"/>
+      <w:r>
+        <w:rPr>
+          <w:rFonts w:ascii="Times New Roman" w:hAnsi="Times New Roman" w:cs="Times New Roman"/>
+          <w:b/>
+          <w:bCs/>
+          <w:sz w:val="24"/>
+          <w:szCs w:val="24"/>
+        </w:rPr>
+        <w:t xml:space="preserve">, </w:t>
+      </w:r>
+      <w:proofErr w:type="spellStart"/>
+      <w:r>
+        <w:rPr>
+          <w:rFonts w:ascii="Times New Roman" w:hAnsi="Times New Roman" w:cs="Times New Roman"/>
+          <w:b/>
+          <w:bCs/>
+          <w:sz w:val="24"/>
+          <w:szCs w:val="24"/>
+        </w:rPr>
+        <w:t>sickit</w:t>
+      </w:r>
+      <w:proofErr w:type="spellEnd"/>
+      <w:r>
+        <w:rPr>
+          <w:rFonts w:ascii="Times New Roman" w:hAnsi="Times New Roman" w:cs="Times New Roman"/>
+          <w:b/>
+          <w:bCs/>
+          <w:sz w:val="24"/>
+          <w:szCs w:val="24"/>
+        </w:rPr>
+        <w:t>-learn, matplotlib, TensorFlow</w:t>
       </w:r>
       <w:r>
         <w:rPr>
@@ -289,7 +366,73 @@
           <w:sz w:val="24"/>
           <w:szCs w:val="24"/>
         </w:rPr>
-        <w:t xml:space="preserve">ggplot2, dplyr, tidyr, caret, reshape2, knitr, </w:t>
+        <w:t xml:space="preserve">ggplot2, </w:t>
+      </w:r>
+      <w:proofErr w:type="spellStart"/>
+      <w:r>
+        <w:rPr>
+          <w:rFonts w:ascii="Times New Roman" w:hAnsi="Times New Roman" w:cs="Times New Roman"/>
+          <w:b/>
+          <w:bCs/>
+          <w:sz w:val="24"/>
+          <w:szCs w:val="24"/>
+        </w:rPr>
+        <w:t>dplyr</w:t>
+      </w:r>
+      <w:proofErr w:type="spellEnd"/>
+      <w:r>
+        <w:rPr>
+          <w:rFonts w:ascii="Times New Roman" w:hAnsi="Times New Roman" w:cs="Times New Roman"/>
+          <w:b/>
+          <w:bCs/>
+          <w:sz w:val="24"/>
+          <w:szCs w:val="24"/>
+        </w:rPr>
+        <w:t xml:space="preserve">, </w:t>
+      </w:r>
+      <w:proofErr w:type="spellStart"/>
+      <w:r>
+        <w:rPr>
+          <w:rFonts w:ascii="Times New Roman" w:hAnsi="Times New Roman" w:cs="Times New Roman"/>
+          <w:b/>
+          <w:bCs/>
+          <w:sz w:val="24"/>
+          <w:szCs w:val="24"/>
+        </w:rPr>
+        <w:t>tidyr</w:t>
+      </w:r>
+      <w:proofErr w:type="spellEnd"/>
+      <w:r>
+        <w:rPr>
+          <w:rFonts w:ascii="Times New Roman" w:hAnsi="Times New Roman" w:cs="Times New Roman"/>
+          <w:b/>
+          <w:bCs/>
+          <w:sz w:val="24"/>
+          <w:szCs w:val="24"/>
+        </w:rPr>
+        <w:t xml:space="preserve">, caret, reshape2, </w:t>
+      </w:r>
+      <w:proofErr w:type="spellStart"/>
+      <w:r>
+        <w:rPr>
+          <w:rFonts w:ascii="Times New Roman" w:hAnsi="Times New Roman" w:cs="Times New Roman"/>
+          <w:b/>
+          <w:bCs/>
+          <w:sz w:val="24"/>
+          <w:szCs w:val="24"/>
+        </w:rPr>
+        <w:t>knitr</w:t>
+      </w:r>
+      <w:proofErr w:type="spellEnd"/>
+      <w:r>
+        <w:rPr>
+          <w:rFonts w:ascii="Times New Roman" w:hAnsi="Times New Roman" w:cs="Times New Roman"/>
+          <w:b/>
+          <w:bCs/>
+          <w:sz w:val="24"/>
+          <w:szCs w:val="24"/>
+        </w:rPr>
+        <w:t xml:space="preserve">, </w:t>
       </w:r>
       <w:r>
         <w:rPr>
@@ -1049,8 +1192,19 @@
           <w:sz w:val="24"/>
           <w:szCs w:val="24"/>
         </w:rPr>
-        <w:t xml:space="preserve"> REDCap</w:t>
-      </w:r>
+        <w:t xml:space="preserve"> </w:t>
+      </w:r>
+      <w:proofErr w:type="spellStart"/>
+      <w:r>
+        <w:rPr>
+          <w:rFonts w:ascii="Times New Roman" w:hAnsi="Times New Roman" w:cs="Times New Roman"/>
+          <w:b/>
+          <w:sz w:val="24"/>
+          <w:szCs w:val="24"/>
+        </w:rPr>
+        <w:t>REDCap</w:t>
+      </w:r>
+      <w:proofErr w:type="spellEnd"/>
       <w:r>
         <w:rPr>
           <w:rFonts w:ascii="Times New Roman" w:hAnsi="Times New Roman" w:cs="Times New Roman"/>
@@ -1211,6 +1365,7 @@
         </w:rPr>
         <w:t xml:space="preserve"> and </w:t>
       </w:r>
+      <w:proofErr w:type="spellStart"/>
       <w:r>
         <w:rPr>
           <w:rFonts w:ascii="Times New Roman" w:hAnsi="Times New Roman" w:cs="Times New Roman"/>
@@ -1221,6 +1376,7 @@
         </w:rPr>
         <w:t>PowerBI</w:t>
       </w:r>
+      <w:proofErr w:type="spellEnd"/>
       <w:r>
         <w:rPr>
           <w:rFonts w:ascii="Times New Roman" w:hAnsi="Times New Roman" w:cs="Times New Roman"/>
@@ -2658,8 +2814,16 @@
         <w:rPr>
           <w:bCs/>
         </w:rPr>
-        <w:t>Create protein-protein interaction network diagrams using Cytoscape</w:t>
-      </w:r>
+        <w:t xml:space="preserve">Create protein-protein interaction network diagrams using </w:t>
+      </w:r>
+      <w:proofErr w:type="spellStart"/>
+      <w:r>
+        <w:rPr>
+          <w:bCs/>
+        </w:rPr>
+        <w:t>Cytoscape</w:t>
+      </w:r>
+      <w:proofErr w:type="spellEnd"/>
       <w:r>
         <w:rPr>
           <w:bCs/>
@@ -3717,7 +3881,27 @@
           <w:sz w:val="24"/>
           <w:szCs w:val="24"/>
         </w:rPr>
-        <w:t xml:space="preserve"> primary data collected through the NeighborhoodHELP program to derive meaningful insights.</w:t>
+        <w:t xml:space="preserve"> primary data collected through the </w:t>
+      </w:r>
+      <w:proofErr w:type="spellStart"/>
+      <w:r>
+        <w:rPr>
+          <w:rFonts w:ascii="Times New Roman" w:hAnsi="Times New Roman" w:cs="Times New Roman"/>
+          <w:bCs/>
+          <w:sz w:val="24"/>
+          <w:szCs w:val="24"/>
+        </w:rPr>
+        <w:t>NeighborhoodHELP</w:t>
+      </w:r>
+      <w:proofErr w:type="spellEnd"/>
+      <w:r>
+        <w:rPr>
+          <w:rFonts w:ascii="Times New Roman" w:hAnsi="Times New Roman" w:cs="Times New Roman"/>
+          <w:bCs/>
+          <w:sz w:val="24"/>
+          <w:szCs w:val="24"/>
+        </w:rPr>
+        <w:t xml:space="preserve"> program to derive meaningful insights.</w:t>
       </w:r>
     </w:p>
     <w:p>
@@ -5396,7 +5580,27 @@
           <w:sz w:val="24"/>
           <w:szCs w:val="24"/>
         </w:rPr>
-        <w:t>, Zhao, S., Ajpunonu, B., Zhang JT., Simo, K. and Liu, JY</w:t>
+        <w:t xml:space="preserve">, Zhao, S., </w:t>
+      </w:r>
+      <w:proofErr w:type="spellStart"/>
+      <w:r>
+        <w:rPr>
+          <w:rFonts w:ascii="Times New Roman" w:hAnsi="Times New Roman" w:cs="Times New Roman"/>
+          <w:bCs/>
+          <w:sz w:val="24"/>
+          <w:szCs w:val="24"/>
+        </w:rPr>
+        <w:t>Ajpunonu</w:t>
+      </w:r>
+      <w:proofErr w:type="spellEnd"/>
+      <w:r>
+        <w:rPr>
+          <w:rFonts w:ascii="Times New Roman" w:hAnsi="Times New Roman" w:cs="Times New Roman"/>
+          <w:bCs/>
+          <w:sz w:val="24"/>
+          <w:szCs w:val="24"/>
+        </w:rPr>
+        <w:t>, B., Zhang JT., Simo, K. and Liu, JY</w:t>
       </w:r>
       <w:r>
         <w:rPr>
@@ -5586,7 +5790,27 @@
           <w:sz w:val="24"/>
           <w:szCs w:val="24"/>
         </w:rPr>
-        <w:t xml:space="preserve"> Zhang, JT (2024) “The eIF3a translational control axis in the Wnt/β-catenin signaling pathway and colon tumorigenesis”</w:t>
+        <w:t xml:space="preserve"> Zhang, JT (2024) “The eIF3a translational control axis in the </w:t>
+      </w:r>
+      <w:proofErr w:type="spellStart"/>
+      <w:r>
+        <w:rPr>
+          <w:rFonts w:ascii="Times New Roman" w:hAnsi="Times New Roman" w:cs="Times New Roman"/>
+          <w:bCs/>
+          <w:sz w:val="24"/>
+          <w:szCs w:val="24"/>
+        </w:rPr>
+        <w:t>Wnt</w:t>
+      </w:r>
+      <w:proofErr w:type="spellEnd"/>
+      <w:r>
+        <w:rPr>
+          <w:rFonts w:ascii="Times New Roman" w:hAnsi="Times New Roman" w:cs="Times New Roman"/>
+          <w:bCs/>
+          <w:sz w:val="24"/>
+          <w:szCs w:val="24"/>
+        </w:rPr>
+        <w:t>/β-catenin signaling pathway and colon tumorigenesis”</w:t>
       </w:r>
       <w:r>
         <w:rPr>
@@ -5694,14 +5918,25 @@
         </w:rPr>
         <w:t xml:space="preserve">, Hey, M.T., </w:t>
       </w:r>
-      <w:r>
-        <w:rPr>
-          <w:rFonts w:ascii="Times New Roman" w:hAnsi="Times New Roman" w:cs="Times New Roman"/>
-          <w:bCs/>
-          <w:sz w:val="24"/>
-          <w:szCs w:val="24"/>
-        </w:rPr>
-        <w:t>Shaffiey S.</w:t>
+      <w:proofErr w:type="spellStart"/>
+      <w:r>
+        <w:rPr>
+          <w:rFonts w:ascii="Times New Roman" w:hAnsi="Times New Roman" w:cs="Times New Roman"/>
+          <w:bCs/>
+          <w:sz w:val="24"/>
+          <w:szCs w:val="24"/>
+        </w:rPr>
+        <w:t>Shaffiey</w:t>
+      </w:r>
+      <w:proofErr w:type="spellEnd"/>
+      <w:r>
+        <w:rPr>
+          <w:rFonts w:ascii="Times New Roman" w:hAnsi="Times New Roman" w:cs="Times New Roman"/>
+          <w:bCs/>
+          <w:sz w:val="24"/>
+          <w:szCs w:val="24"/>
+        </w:rPr>
+        <w:t xml:space="preserve"> S.</w:t>
       </w:r>
       <w:r>
         <w:rPr>
@@ -5730,14 +5965,25 @@
         </w:rPr>
         <w:t xml:space="preserve"> Denton, A., Kenney and A., </w:t>
       </w:r>
-      <w:r>
-        <w:rPr>
-          <w:rFonts w:ascii="Times New Roman" w:hAnsi="Times New Roman" w:cs="Times New Roman"/>
-          <w:bCs/>
-          <w:sz w:val="24"/>
-          <w:szCs w:val="24"/>
-        </w:rPr>
-        <w:t>Seetharamaiah,</w:t>
+      <w:proofErr w:type="spellStart"/>
+      <w:r>
+        <w:rPr>
+          <w:rFonts w:ascii="Times New Roman" w:hAnsi="Times New Roman" w:cs="Times New Roman"/>
+          <w:bCs/>
+          <w:sz w:val="24"/>
+          <w:szCs w:val="24"/>
+        </w:rPr>
+        <w:t>Seetharamaiah</w:t>
+      </w:r>
+      <w:proofErr w:type="spellEnd"/>
+      <w:r>
+        <w:rPr>
+          <w:rFonts w:ascii="Times New Roman" w:hAnsi="Times New Roman" w:cs="Times New Roman"/>
+          <w:bCs/>
+          <w:sz w:val="24"/>
+          <w:szCs w:val="24"/>
+        </w:rPr>
+        <w:t>,</w:t>
       </w:r>
       <w:r>
         <w:rPr>
@@ -5809,7 +6055,27 @@
           <w:sz w:val="24"/>
           <w:szCs w:val="24"/>
         </w:rPr>
-        <w:t xml:space="preserve"> Cureus </w:t>
+        <w:t xml:space="preserve"> </w:t>
+      </w:r>
+      <w:proofErr w:type="spellStart"/>
+      <w:r>
+        <w:rPr>
+          <w:rFonts w:ascii="Times New Roman" w:hAnsi="Times New Roman" w:cs="Times New Roman"/>
+          <w:bCs/>
+          <w:sz w:val="24"/>
+          <w:szCs w:val="24"/>
+        </w:rPr>
+        <w:t>Cureus</w:t>
+      </w:r>
+      <w:proofErr w:type="spellEnd"/>
+      <w:r>
+        <w:rPr>
+          <w:rFonts w:ascii="Times New Roman" w:hAnsi="Times New Roman" w:cs="Times New Roman"/>
+          <w:bCs/>
+          <w:sz w:val="24"/>
+          <w:szCs w:val="24"/>
+        </w:rPr>
+        <w:t xml:space="preserve"> </w:t>
       </w:r>
       <w:r>
         <w:rPr>
@@ -6101,7 +6367,27 @@
           <w:sz w:val="24"/>
           <w:szCs w:val="24"/>
         </w:rPr>
-        <w:t xml:space="preserve"> Shaffiey S.</w:t>
+        <w:t xml:space="preserve"> </w:t>
+      </w:r>
+      <w:proofErr w:type="spellStart"/>
+      <w:r>
+        <w:rPr>
+          <w:rFonts w:ascii="Times New Roman" w:hAnsi="Times New Roman" w:cs="Times New Roman"/>
+          <w:bCs/>
+          <w:sz w:val="24"/>
+          <w:szCs w:val="24"/>
+        </w:rPr>
+        <w:t>Shaffiey</w:t>
+      </w:r>
+      <w:proofErr w:type="spellEnd"/>
+      <w:r>
+        <w:rPr>
+          <w:rFonts w:ascii="Times New Roman" w:hAnsi="Times New Roman" w:cs="Times New Roman"/>
+          <w:bCs/>
+          <w:sz w:val="24"/>
+          <w:szCs w:val="24"/>
+        </w:rPr>
+        <w:t xml:space="preserve"> S.</w:t>
       </w:r>
       <w:r>
         <w:rPr>
@@ -6361,24 +6647,90 @@
           <w:sz w:val="24"/>
           <w:szCs w:val="24"/>
         </w:rPr>
-        <w:t xml:space="preserve"> (dplyr, tidyr, </w:t>
-      </w:r>
-      <w:r>
-        <w:rPr>
-          <w:rFonts w:ascii="Times New Roman" w:hAnsi="Times New Roman" w:cs="Times New Roman"/>
-          <w:sz w:val="24"/>
-          <w:szCs w:val="24"/>
-        </w:rPr>
-        <w:t xml:space="preserve">knitr, </w:t>
-      </w:r>
-      <w:r>
-        <w:rPr>
-          <w:rFonts w:ascii="Times New Roman" w:hAnsi="Times New Roman" w:cs="Times New Roman"/>
-          <w:sz w:val="24"/>
-          <w:szCs w:val="24"/>
-        </w:rPr>
-        <w:t>ggplot, shiny, data.table</w:t>
-      </w:r>
+        <w:t xml:space="preserve"> (</w:t>
+      </w:r>
+      <w:proofErr w:type="spellStart"/>
+      <w:r>
+        <w:rPr>
+          <w:rFonts w:ascii="Times New Roman" w:hAnsi="Times New Roman" w:cs="Times New Roman"/>
+          <w:sz w:val="24"/>
+          <w:szCs w:val="24"/>
+        </w:rPr>
+        <w:t>dplyr</w:t>
+      </w:r>
+      <w:proofErr w:type="spellEnd"/>
+      <w:r>
+        <w:rPr>
+          <w:rFonts w:ascii="Times New Roman" w:hAnsi="Times New Roman" w:cs="Times New Roman"/>
+          <w:sz w:val="24"/>
+          <w:szCs w:val="24"/>
+        </w:rPr>
+        <w:t xml:space="preserve">, </w:t>
+      </w:r>
+      <w:proofErr w:type="spellStart"/>
+      <w:r>
+        <w:rPr>
+          <w:rFonts w:ascii="Times New Roman" w:hAnsi="Times New Roman" w:cs="Times New Roman"/>
+          <w:sz w:val="24"/>
+          <w:szCs w:val="24"/>
+        </w:rPr>
+        <w:t>tidyr</w:t>
+      </w:r>
+      <w:proofErr w:type="spellEnd"/>
+      <w:r>
+        <w:rPr>
+          <w:rFonts w:ascii="Times New Roman" w:hAnsi="Times New Roman" w:cs="Times New Roman"/>
+          <w:sz w:val="24"/>
+          <w:szCs w:val="24"/>
+        </w:rPr>
+        <w:t xml:space="preserve">, </w:t>
+      </w:r>
+      <w:proofErr w:type="spellStart"/>
+      <w:r>
+        <w:rPr>
+          <w:rFonts w:ascii="Times New Roman" w:hAnsi="Times New Roman" w:cs="Times New Roman"/>
+          <w:sz w:val="24"/>
+          <w:szCs w:val="24"/>
+        </w:rPr>
+        <w:t>knitr</w:t>
+      </w:r>
+      <w:proofErr w:type="spellEnd"/>
+      <w:r>
+        <w:rPr>
+          <w:rFonts w:ascii="Times New Roman" w:hAnsi="Times New Roman" w:cs="Times New Roman"/>
+          <w:sz w:val="24"/>
+          <w:szCs w:val="24"/>
+        </w:rPr>
+        <w:t xml:space="preserve">, </w:t>
+      </w:r>
+      <w:proofErr w:type="spellStart"/>
+      <w:r>
+        <w:rPr>
+          <w:rFonts w:ascii="Times New Roman" w:hAnsi="Times New Roman" w:cs="Times New Roman"/>
+          <w:sz w:val="24"/>
+          <w:szCs w:val="24"/>
+        </w:rPr>
+        <w:t>ggplot</w:t>
+      </w:r>
+      <w:proofErr w:type="spellEnd"/>
+      <w:r>
+        <w:rPr>
+          <w:rFonts w:ascii="Times New Roman" w:hAnsi="Times New Roman" w:cs="Times New Roman"/>
+          <w:sz w:val="24"/>
+          <w:szCs w:val="24"/>
+        </w:rPr>
+        <w:t xml:space="preserve">, shiny, </w:t>
+      </w:r>
+      <w:proofErr w:type="spellStart"/>
+      <w:r>
+        <w:rPr>
+          <w:rFonts w:ascii="Times New Roman" w:hAnsi="Times New Roman" w:cs="Times New Roman"/>
+          <w:sz w:val="24"/>
+          <w:szCs w:val="24"/>
+        </w:rPr>
+        <w:t>data.table</w:t>
+      </w:r>
+      <w:proofErr w:type="spellEnd"/>
       <w:r>
         <w:rPr>
           <w:rFonts w:ascii="Times New Roman" w:hAnsi="Times New Roman" w:cs="Times New Roman"/>
@@ -6433,7 +6785,43 @@
           <w:sz w:val="24"/>
           <w:szCs w:val="24"/>
         </w:rPr>
-        <w:t xml:space="preserve"> (numpy, pandas, matplotlib, seaborn, scikit-learn, keras, TensorFlow)</w:t>
+        <w:t xml:space="preserve"> (</w:t>
+      </w:r>
+      <w:proofErr w:type="spellStart"/>
+      <w:r>
+        <w:rPr>
+          <w:rFonts w:ascii="Times New Roman" w:hAnsi="Times New Roman" w:cs="Times New Roman"/>
+          <w:sz w:val="24"/>
+          <w:szCs w:val="24"/>
+        </w:rPr>
+        <w:t>numpy</w:t>
+      </w:r>
+      <w:proofErr w:type="spellEnd"/>
+      <w:r>
+        <w:rPr>
+          <w:rFonts w:ascii="Times New Roman" w:hAnsi="Times New Roman" w:cs="Times New Roman"/>
+          <w:sz w:val="24"/>
+          <w:szCs w:val="24"/>
+        </w:rPr>
+        <w:t xml:space="preserve">, pandas, matplotlib, seaborn, scikit-learn, </w:t>
+      </w:r>
+      <w:proofErr w:type="spellStart"/>
+      <w:r>
+        <w:rPr>
+          <w:rFonts w:ascii="Times New Roman" w:hAnsi="Times New Roman" w:cs="Times New Roman"/>
+          <w:sz w:val="24"/>
+          <w:szCs w:val="24"/>
+        </w:rPr>
+        <w:t>keras</w:t>
+      </w:r>
+      <w:proofErr w:type="spellEnd"/>
+      <w:r>
+        <w:rPr>
+          <w:rFonts w:ascii="Times New Roman" w:hAnsi="Times New Roman" w:cs="Times New Roman"/>
+          <w:sz w:val="24"/>
+          <w:szCs w:val="24"/>
+        </w:rPr>
+        <w:t>, TensorFlow)</w:t>
       </w:r>
       <w:r>
         <w:rPr>
@@ -6449,8 +6837,18 @@
           <w:sz w:val="24"/>
           <w:szCs w:val="24"/>
         </w:rPr>
-        <w:t>SPSS, JMP, Tableau, PowerBI</w:t>
-      </w:r>
+        <w:t xml:space="preserve">SPSS, JMP, Tableau, </w:t>
+      </w:r>
+      <w:proofErr w:type="spellStart"/>
+      <w:r>
+        <w:rPr>
+          <w:rFonts w:ascii="Times New Roman" w:hAnsi="Times New Roman" w:cs="Times New Roman"/>
+          <w:sz w:val="24"/>
+          <w:szCs w:val="24"/>
+        </w:rPr>
+        <w:t>PowerBI</w:t>
+      </w:r>
+      <w:proofErr w:type="spellEnd"/>
     </w:p>
     <w:p>
       <w:pPr>
@@ -6510,7 +6908,61 @@
           <w:sz w:val="24"/>
           <w:szCs w:val="24"/>
         </w:rPr>
-        <w:t xml:space="preserve"> Cytoscape, Gene Ontology, KEGG enrichment, BLAST, UCSC Genome browser, Transcriptomics, Clustal Omega, EnrichR, Chimera, Uniprot</w:t>
+        <w:t xml:space="preserve"> </w:t>
+      </w:r>
+      <w:proofErr w:type="spellStart"/>
+      <w:r>
+        <w:rPr>
+          <w:rFonts w:ascii="Times New Roman" w:hAnsi="Times New Roman" w:cs="Times New Roman"/>
+          <w:sz w:val="24"/>
+          <w:szCs w:val="24"/>
+        </w:rPr>
+        <w:t>Cytoscape</w:t>
+      </w:r>
+      <w:proofErr w:type="spellEnd"/>
+      <w:r>
+        <w:rPr>
+          <w:rFonts w:ascii="Times New Roman" w:hAnsi="Times New Roman" w:cs="Times New Roman"/>
+          <w:sz w:val="24"/>
+          <w:szCs w:val="24"/>
+        </w:rPr>
+        <w:t xml:space="preserve">, Gene Ontology, KEGG enrichment, BLAST, UCSC Genome browser, Transcriptomics, </w:t>
+      </w:r>
+      <w:proofErr w:type="spellStart"/>
+      <w:r>
+        <w:rPr>
+          <w:rFonts w:ascii="Times New Roman" w:hAnsi="Times New Roman" w:cs="Times New Roman"/>
+          <w:sz w:val="24"/>
+          <w:szCs w:val="24"/>
+        </w:rPr>
+        <w:t>Clustal</w:t>
+      </w:r>
+      <w:proofErr w:type="spellEnd"/>
+      <w:r>
+        <w:rPr>
+          <w:rFonts w:ascii="Times New Roman" w:hAnsi="Times New Roman" w:cs="Times New Roman"/>
+          <w:sz w:val="24"/>
+          <w:szCs w:val="24"/>
+        </w:rPr>
+        <w:t xml:space="preserve"> Omega, </w:t>
+      </w:r>
+      <w:proofErr w:type="spellStart"/>
+      <w:r>
+        <w:rPr>
+          <w:rFonts w:ascii="Times New Roman" w:hAnsi="Times New Roman" w:cs="Times New Roman"/>
+          <w:sz w:val="24"/>
+          <w:szCs w:val="24"/>
+        </w:rPr>
+        <w:t>EnrichR</w:t>
+      </w:r>
+      <w:proofErr w:type="spellEnd"/>
+      <w:r>
+        <w:rPr>
+          <w:rFonts w:ascii="Times New Roman" w:hAnsi="Times New Roman" w:cs="Times New Roman"/>
+          <w:sz w:val="24"/>
+          <w:szCs w:val="24"/>
+        </w:rPr>
+        <w:t>, Chimera, Uniprot</w:t>
       </w:r>
       <w:r>
         <w:rPr>
@@ -6595,6 +7047,7 @@
         </w:rPr>
         <w:t xml:space="preserve"> </w:t>
       </w:r>
+      <w:proofErr w:type="spellStart"/>
       <w:r>
         <w:rPr>
           <w:rFonts w:ascii="Times New Roman" w:hAnsi="Times New Roman" w:cs="Times New Roman"/>
@@ -6604,6 +7057,7 @@
         </w:rPr>
         <w:t>REDCap</w:t>
       </w:r>
+      <w:proofErr w:type="spellEnd"/>
       <w:r>
         <w:rPr>
           <w:rFonts w:ascii="Times New Roman" w:hAnsi="Times New Roman" w:cs="Times New Roman"/>
